--- a/research-proposal/اقتراح_بحث_مظاهر_السخرية_في_رسالة_الغفران.docx
+++ b/research-proposal/اقتراح_بحث_مظاهر_السخرية_في_رسالة_الغفران.docx
@@ -684,7 +684,109 @@
           <w:szCs w:val="32"/>
           <w:rtl/>
         </w:rPr>
+        <w:t xml:space="preserve">حسين، طه: مع أبي العلاء في سجنه، دار المعارف، القاهرة، 1939.</w:t>
+      </w:r>
+    </w:p>
+    <w:p>
+      <w:pPr>
+        <w:bidi/>
+        <w:spacing w:after="120" w:before="0" w:line="360"/>
+        <w:jc w:val="both"/>
+      </w:pPr>
+      <w:r>
+        <w:rPr>
+          <w:rFonts w:ascii="Times New Roman" w:cs="Traditional Arabic" w:hAnsi="Times New Roman"/>
+          <w:b w:val="false"/>
+          <w:sz w:val="32"/>
+          <w:szCs w:val="32"/>
+          <w:rtl/>
+        </w:rPr>
+        <w:t xml:space="preserve">ضيف، شوقي: الفنّ ومذاهبه في النّثر العربيّ، ط 13، دار المعارف، القاهرة، (د. ت).</w:t>
+      </w:r>
+    </w:p>
+    <w:p>
+      <w:pPr>
+        <w:bidi/>
+        <w:spacing w:after="120" w:before="0" w:line="360"/>
+        <w:jc w:val="both"/>
+      </w:pPr>
+      <w:r>
+        <w:rPr>
+          <w:rFonts w:ascii="Times New Roman" w:cs="Traditional Arabic" w:hAnsi="Times New Roman"/>
+          <w:b w:val="false"/>
+          <w:sz w:val="32"/>
+          <w:szCs w:val="32"/>
+          <w:rtl/>
+        </w:rPr>
+        <w:t xml:space="preserve">طه، نعمان محمّد أمين: السّخرية في الأدب العربيّ حتّى نهاية القرن الرّابع الهجريّ، دار التّوفيقيّة، القاهرة، 1979.</w:t>
+      </w:r>
+    </w:p>
+    <w:p>
+      <w:pPr>
+        <w:bidi/>
+        <w:spacing w:after="120" w:before="0" w:line="360"/>
+        <w:jc w:val="both"/>
+      </w:pPr>
+      <w:r>
+        <w:rPr>
+          <w:rFonts w:ascii="Times New Roman" w:cs="Traditional Arabic" w:hAnsi="Times New Roman"/>
+          <w:b w:val="false"/>
+          <w:sz w:val="32"/>
+          <w:szCs w:val="32"/>
+          <w:rtl/>
+        </w:rPr>
+        <w:t xml:space="preserve">العقّاد، عبّاس محمود: مطالعات في الكتب والحياة، مؤسّسة هنداوي للتّعليم والثّقافة، القاهرة، 2013. (وفيه فصل "السّخر في رسالة الغفران").</w:t>
+      </w:r>
+    </w:p>
+    <w:p>
+      <w:pPr>
+        <w:bidi/>
+        <w:spacing w:after="120" w:before="0" w:line="360"/>
+        <w:jc w:val="both"/>
+      </w:pPr>
+      <w:r>
+        <w:rPr>
+          <w:rFonts w:ascii="Times New Roman" w:cs="Traditional Arabic" w:hAnsi="Times New Roman"/>
+          <w:b w:val="false"/>
+          <w:sz w:val="32"/>
+          <w:szCs w:val="32"/>
+          <w:rtl/>
+        </w:rPr>
+        <w:t xml:space="preserve">"فلسفة السّخرية في رسالة الغفران لأبي العلاء المعرّيّ"، مجلّة الحكمة للدّراسات الفلسفيّة، المجلّد 10، العدد 3، الجزائر، 2022.</w:t>
+      </w:r>
+    </w:p>
+    <w:p>
+      <w:pPr>
+        <w:bidi/>
+        <w:spacing w:after="120" w:before="0" w:line="360"/>
+        <w:jc w:val="both"/>
+      </w:pPr>
+      <w:r>
+        <w:rPr>
+          <w:rFonts w:ascii="Times New Roman" w:cs="Traditional Arabic" w:hAnsi="Times New Roman"/>
+          <w:b w:val="false"/>
+          <w:sz w:val="32"/>
+          <w:szCs w:val="32"/>
+          <w:rtl/>
+        </w:rPr>
         <w:t xml:space="preserve">كتّاني، سمير: "الأدب كإطار للمعارف في الموروث العربيّ الكلاسيكيّ: مفاهيمه، طبيعته ومضامينه"، المجمع، العدد 1، 2009، ص 1-26.</w:t>
+      </w:r>
+    </w:p>
+    <w:p>
+      <w:pPr>
+        <w:bidi/>
+        <w:spacing w:after="120" w:before="0" w:line="360"/>
+        <w:jc w:val="both"/>
+      </w:pPr>
+      <w:r>
+        <w:rPr>
+          <w:rFonts w:ascii="Times New Roman" w:cs="Traditional Arabic" w:hAnsi="Times New Roman"/>
+          <w:b w:val="false"/>
+          <w:sz w:val="32"/>
+          <w:szCs w:val="32"/>
+          <w:rtl/>
+        </w:rPr>
+        <w:t xml:space="preserve">مبارك، زكي: النّثر الفنّيّ في القرن الرّابع، مؤسّسة هنداوي للتّعليم والثّقافة، القاهرة، 2013.</w:t>
       </w:r>
     </w:p>
     <w:p>

--- a/research-proposal/اقتراح_بحث_مظاهر_السخرية_في_رسالة_الغفران.docx
+++ b/research-proposal/اقتراح_بحث_مظاهر_السخرية_في_رسالة_الغفران.docx
@@ -650,7 +650,7 @@
           <w:szCs w:val="32"/>
           <w:rtl/>
         </w:rPr>
-        <w:t xml:space="preserve">توحيدي فر، نرجس: أبو العلاء المعرّيّ: دراسة في معتقداته الدّينيّة، دار صادر، بيروت، (د. ت).</w:t>
+        <w:t xml:space="preserve">توحيدي فر، نرجس: أبو العلاء المعرّيّ: دراسة في معتقداته الدّينيّة، دار صادر، بيروت، 2011.</w:t>
       </w:r>
     </w:p>
     <w:p>

--- a/research-proposal/اقتراح_بحث_مظاهر_السخرية_في_رسالة_الغفران.docx
+++ b/research-proposal/اقتراح_بحث_مظاهر_السخرية_في_رسالة_الغفران.docx
@@ -4,25 +4,54 @@
   <w:body>
     <w:p>
       <w:pPr>
-        <w:bidi/>
-        <w:spacing w:after="120" w:before="0" w:line="360"/>
-        <w:jc w:val="center"/>
-      </w:pPr>
-      <w:r>
-        <w:rPr>
-          <w:rFonts w:ascii="Times New Roman" w:cs="Traditional Arabic" w:hAnsi="Times New Roman"/>
-          <w:b w:val="false"/>
-          <w:sz w:val="32"/>
-          <w:szCs w:val="32"/>
-          <w:rtl/>
-        </w:rPr>
-        <w:t xml:space="preserve"> </w:t>
-      </w:r>
-    </w:p>
-    <w:p>
-      <w:pPr>
-        <w:bidi/>
-        <w:spacing w:after="120" w:before="240" w:line="360"/>
+        <w:spacing w:after="120"/>
+        <w:jc w:val="center"/>
+      </w:pPr>
+      <w:r>
+        <w:drawing>
+          <wp:inline distT="0" distB="0" distL="0" distR="0">
+            <wp:extent cx="952500" cy="952500"/>
+            <wp:effectExtent t="0" r="0" b="0" l="0"/>
+            <wp:docPr id="1" name="" descr="" title=""/>
+            <wp:cNvGraphicFramePr>
+              <a:graphicFrameLocks xmlns:a="http://schemas.openxmlformats.org/drawingml/2006/main" noChangeAspect="1"/>
+            </wp:cNvGraphicFramePr>
+            <a:graphic xmlns:a="http://schemas.openxmlformats.org/drawingml/2006/main">
+              <a:graphicData uri="http://schemas.openxmlformats.org/drawingml/2006/picture">
+                <pic:pic xmlns:pic="http://schemas.openxmlformats.org/drawingml/2006/picture">
+                  <pic:nvPicPr>
+                    <pic:cNvPr id="0" name="" descr=""/>
+                    <pic:cNvPicPr>
+                      <a:picLocks noChangeAspect="1" noChangeArrowheads="1"/>
+                    </pic:cNvPicPr>
+                  </pic:nvPicPr>
+                  <pic:blipFill>
+                    <a:blip r:embed="rId7" cstate="none"/>
+                    <a:srcRect/>
+                    <a:stretch>
+                      <a:fillRect/>
+                    </a:stretch>
+                  </pic:blipFill>
+                  <pic:spPr bwMode="auto">
+                    <a:xfrm>
+                      <a:off x="0" y="0"/>
+                      <a:ext cx="952500" cy="952500"/>
+                    </a:xfrm>
+                    <a:prstGeom prst="rect">
+                      <a:avLst/>
+                    </a:prstGeom>
+                  </pic:spPr>
+                </pic:pic>
+              </a:graphicData>
+            </a:graphic>
+          </wp:inline>
+        </w:drawing>
+      </w:r>
+    </w:p>
+    <w:p>
+      <w:pPr>
+        <w:bidi/>
+        <w:spacing w:after="120" w:before="120" w:line="360"/>
         <w:jc w:val="center"/>
       </w:pPr>
       <w:r>
@@ -30,11 +59,11 @@
           <w:rFonts w:ascii="Times New Roman" w:cs="Traditional Arabic" w:hAnsi="Times New Roman"/>
           <w:b/>
           <w:bCs/>
-          <w:sz w:val="40"/>
-          <w:szCs w:val="40"/>
-          <w:rtl/>
-        </w:rPr>
-        <w:t xml:space="preserve">الكلّيّة الأكاديميّة أونو</w:t>
+          <w:sz w:val="36"/>
+          <w:szCs w:val="36"/>
+          <w:rtl/>
+        </w:rPr>
+        <w:t xml:space="preserve">أكاديميّة القاسمي - كلّيّة أكاديميّة للتّربية، باقة الغربيّة</w:t>
       </w:r>
     </w:p>
     <w:p>

--- a/research-proposal/اقتراح_بحث_مظاهر_السخرية_في_رسالة_الغفران.docx
+++ b/research-proposal/اقتراح_بحث_مظاهر_السخرية_في_رسالة_الغفران.docx
@@ -253,24 +253,24 @@
           <w:szCs w:val="32"/>
           <w:rtl/>
         </w:rPr>
-        <w:t xml:space="preserve">اسم الطّالب/ة: ________________</w:t>
-      </w:r>
-    </w:p>
-    <w:p>
-      <w:pPr>
-        <w:bidi/>
-        <w:spacing w:after="120" w:before="0" w:line="360"/>
-        <w:jc w:val="center"/>
-      </w:pPr>
-      <w:r>
-        <w:rPr>
-          <w:rFonts w:ascii="Times New Roman" w:cs="Traditional Arabic" w:hAnsi="Times New Roman"/>
-          <w:b w:val="false"/>
-          <w:sz w:val="32"/>
-          <w:szCs w:val="32"/>
-          <w:rtl/>
-        </w:rPr>
-        <w:t xml:space="preserve">رقم الهويّة: ________________</w:t>
+        <w:t xml:space="preserve">اسم الطّالب: عبد المهدي دحلة</w:t>
+      </w:r>
+    </w:p>
+    <w:p>
+      <w:pPr>
+        <w:bidi/>
+        <w:spacing w:after="120" w:before="0" w:line="360"/>
+        <w:jc w:val="center"/>
+      </w:pPr>
+      <w:r>
+        <w:rPr>
+          <w:rFonts w:ascii="Times New Roman" w:cs="Traditional Arabic" w:hAnsi="Times New Roman"/>
+          <w:b w:val="false"/>
+          <w:sz w:val="32"/>
+          <w:szCs w:val="32"/>
+          <w:rtl/>
+        </w:rPr>
+        <w:t xml:space="preserve">رقم الهويّة: 212684527</w:t>
       </w:r>
     </w:p>
     <w:p>
